--- a/docs/reports/week4.docx
+++ b/docs/reports/week4.docx
@@ -1054,42 +1054,18 @@
       </w:pPr>
       <w:r>
         <w:rPr>
-          <w:rStyle w:val="ExtensionTok"/>
+          <w:rStyle w:val="VerbatimChar"/>
         </w:rPr>
-        <w:t xml:space="preserve">fallocate</w:t>
+        <w:t xml:space="preserve">fallocate -l 6G /tmp/fill</w:t>
+      </w:r>
+      <w:r>
+        <w:br/>
       </w:r>
       <w:r>
         <w:rPr>
-          <w:rStyle w:val="NormalTok"/>
+          <w:rStyle w:val="VerbatimChar"/>
         </w:rPr>
-        <w:t xml:space="preserve"> </w:t>
-      </w:r>
-      <w:r>
-        <w:rPr>
-          <w:rStyle w:val="AttributeTok"/>
-        </w:rPr>
-        <w:t xml:space="preserve">-l</w:t>
-      </w:r>
-      <w:r>
-        <w:rPr>
-          <w:rStyle w:val="NormalTok"/>
-        </w:rPr>
-        <w:t xml:space="preserve"> 6G /tmp/fill</w:t>
-      </w:r>
-      <w:r>
-        <w:br/>
-      </w:r>
-      <w:r>
-        <w:rPr>
-          <w:rStyle w:val="FunctionTok"/>
-        </w:rPr>
-        <w:t xml:space="preserve">rm</w:t>
-      </w:r>
-      <w:r>
-        <w:rPr>
-          <w:rStyle w:val="NormalTok"/>
-        </w:rPr>
-        <w:t xml:space="preserve"> /tmp/fill</w:t>
+        <w:t xml:space="preserve">rm /tmp/fill</w:t>
       </w:r>
     </w:p>
     <w:p>
@@ -1160,34 +1136,9 @@
         <w:t xml:space="preserve">images/w4-01-sd-tag-change.png</w:t>
       </w:r>
     </w:p>
-    <w:tbl>
-      <w:tblPr>
-        <w:tblStyle w:val="FigureTable"/>
-        <w:tblW w:type="auto" w:w="0"/>
-        <w:jc w:val="center"/>
-        <w:tblLook w:firstRow="0" w:lastRow="0" w:firstColumn="0" w:lastColumn="0"/>
-      </w:tblPr>
-      <w:tblGrid>
-        <w:gridCol w:w="7920"/>
-      </w:tblGrid>
-      <w:tr>
-        <w:tc>
-          <w:tcPr/>
-          <w:p>
-            <w:pPr>
-              <w:pStyle w:val="Compact"/>
-              <w:jc w:val="center"/>
-            </w:pPr>
-            <w:r>
-              <w:t xml:space="preserve">Ảnh 4.1</w:t>
-            </w:r>
-          </w:p>
-        </w:tc>
-      </w:tr>
-    </w:tbl>
-    <w:p>
-      <w:pPr>
-        <w:pStyle w:val="ImageCaption"/>
+    <w:p>
+      <w:pPr>
+        <w:pStyle w:val="FirstParagraph"/>
       </w:pPr>
       <w:r>
         <w:t xml:space="preserve">Ảnh 4.1</w:t>
@@ -1246,34 +1197,9 @@
         <w:t xml:space="preserve">images/w4-02-instance-stopped.png</w:t>
       </w:r>
     </w:p>
-    <w:tbl>
-      <w:tblPr>
-        <w:tblStyle w:val="FigureTable"/>
-        <w:tblW w:type="auto" w:w="0"/>
-        <w:jc w:val="center"/>
-        <w:tblLook w:firstRow="0" w:lastRow="0" w:firstColumn="0" w:lastColumn="0"/>
-      </w:tblPr>
-      <w:tblGrid>
-        <w:gridCol w:w="7920"/>
-      </w:tblGrid>
-      <w:tr>
-        <w:tc>
-          <w:tcPr/>
-          <w:p>
-            <w:pPr>
-              <w:pStyle w:val="Compact"/>
-              <w:jc w:val="center"/>
-            </w:pPr>
-            <w:r>
-              <w:t xml:space="preserve">Ảnh 4.2</w:t>
-            </w:r>
-          </w:p>
-        </w:tc>
-      </w:tr>
-    </w:tbl>
-    <w:p>
-      <w:pPr>
-        <w:pStyle w:val="ImageCaption"/>
+    <w:p>
+      <w:pPr>
+        <w:pStyle w:val="FirstParagraph"/>
       </w:pPr>
       <w:r>
         <w:t xml:space="preserve">Ảnh 4.2</w:t>
@@ -1374,34 +1300,9 @@
         <w:t xml:space="preserve">images/w4-03-slack-highdisk.png</w:t>
       </w:r>
     </w:p>
-    <w:tbl>
-      <w:tblPr>
-        <w:tblStyle w:val="FigureTable"/>
-        <w:tblW w:type="auto" w:w="0"/>
-        <w:jc w:val="center"/>
-        <w:tblLook w:firstRow="0" w:lastRow="0" w:firstColumn="0" w:lastColumn="0"/>
-      </w:tblPr>
-      <w:tblGrid>
-        <w:gridCol w:w="7920"/>
-      </w:tblGrid>
-      <w:tr>
-        <w:tc>
-          <w:tcPr/>
-          <w:p>
-            <w:pPr>
-              <w:pStyle w:val="Compact"/>
-              <w:jc w:val="center"/>
-            </w:pPr>
-            <w:r>
-              <w:t xml:space="preserve">Ảnh 4.3</w:t>
-            </w:r>
-          </w:p>
-        </w:tc>
-      </w:tr>
-    </w:tbl>
-    <w:p>
-      <w:pPr>
-        <w:pStyle w:val="ImageCaption"/>
+    <w:p>
+      <w:pPr>
+        <w:pStyle w:val="FirstParagraph"/>
       </w:pPr>
       <w:r>
         <w:t xml:space="preserve">Ảnh 4.3</w:t>
@@ -1469,34 +1370,9 @@
         <w:t xml:space="preserve">images/w4-04-reboot-recovery.png</w:t>
       </w:r>
     </w:p>
-    <w:tbl>
-      <w:tblPr>
-        <w:tblStyle w:val="FigureTable"/>
-        <w:tblW w:type="auto" w:w="0"/>
-        <w:jc w:val="center"/>
-        <w:tblLook w:firstRow="0" w:lastRow="0" w:firstColumn="0" w:lastColumn="0"/>
-      </w:tblPr>
-      <w:tblGrid>
-        <w:gridCol w:w="7920"/>
-      </w:tblGrid>
-      <w:tr>
-        <w:tc>
-          <w:tcPr/>
-          <w:p>
-            <w:pPr>
-              <w:pStyle w:val="Compact"/>
-              <w:jc w:val="center"/>
-            </w:pPr>
-            <w:r>
-              <w:t xml:space="preserve">Ảnh 4.4</w:t>
-            </w:r>
-          </w:p>
-        </w:tc>
-      </w:tr>
-    </w:tbl>
-    <w:p>
-      <w:pPr>
-        <w:pStyle w:val="ImageCaption"/>
+    <w:p>
+      <w:pPr>
+        <w:pStyle w:val="FirstParagraph"/>
       </w:pPr>
       <w:r>
         <w:t xml:space="preserve">Ảnh 4.4</w:t>
@@ -1570,34 +1446,9 @@
         <w:t xml:space="preserve">images/w4-05-security-test.png</w:t>
       </w:r>
     </w:p>
-    <w:tbl>
-      <w:tblPr>
-        <w:tblStyle w:val="FigureTable"/>
-        <w:tblW w:type="auto" w:w="0"/>
-        <w:jc w:val="center"/>
-        <w:tblLook w:firstRow="0" w:lastRow="0" w:firstColumn="0" w:lastColumn="0"/>
-      </w:tblPr>
-      <w:tblGrid>
-        <w:gridCol w:w="7920"/>
-      </w:tblGrid>
-      <w:tr>
-        <w:tc>
-          <w:tcPr/>
-          <w:p>
-            <w:pPr>
-              <w:pStyle w:val="Compact"/>
-              <w:jc w:val="center"/>
-            </w:pPr>
-            <w:r>
-              <w:t xml:space="preserve">Ảnh 4.5</w:t>
-            </w:r>
-          </w:p>
-        </w:tc>
-      </w:tr>
-    </w:tbl>
-    <w:p>
-      <w:pPr>
-        <w:pStyle w:val="ImageCaption"/>
+    <w:p>
+      <w:pPr>
+        <w:pStyle w:val="FirstParagraph"/>
       </w:pPr>
       <w:r>
         <w:t xml:space="preserve">Ảnh 4.5</w:t>
@@ -2415,34 +2266,9 @@
         <w:t xml:space="preserve">images/w4-06-learner-lab-budget.png</w:t>
       </w:r>
     </w:p>
-    <w:tbl>
-      <w:tblPr>
-        <w:tblStyle w:val="FigureTable"/>
-        <w:tblW w:type="auto" w:w="0"/>
-        <w:jc w:val="center"/>
-        <w:tblLook w:firstRow="0" w:lastRow="0" w:firstColumn="0" w:lastColumn="0"/>
-      </w:tblPr>
-      <w:tblGrid>
-        <w:gridCol w:w="7920"/>
-      </w:tblGrid>
-      <w:tr>
-        <w:tc>
-          <w:tcPr/>
-          <w:p>
-            <w:pPr>
-              <w:pStyle w:val="Compact"/>
-              <w:jc w:val="center"/>
-            </w:pPr>
-            <w:r>
-              <w:t xml:space="preserve">Ảnh 4.6</w:t>
-            </w:r>
-          </w:p>
-        </w:tc>
-      </w:tr>
-    </w:tbl>
-    <w:p>
-      <w:pPr>
-        <w:pStyle w:val="ImageCaption"/>
+    <w:p>
+      <w:pPr>
+        <w:pStyle w:val="FirstParagraph"/>
       </w:pPr>
       <w:r>
         <w:t xml:space="preserve">Ảnh 4.6</w:t>
@@ -2519,34 +2345,9 @@
         <w:t xml:space="preserve">“Learner Lab không cấp quyền Cost Explorer”</w:t>
       </w:r>
     </w:p>
-    <w:tbl>
-      <w:tblPr>
-        <w:tblStyle w:val="FigureTable"/>
-        <w:tblW w:type="auto" w:w="0"/>
-        <w:jc w:val="center"/>
-        <w:tblLook w:firstRow="0" w:lastRow="0" w:firstColumn="0" w:lastColumn="0"/>
-      </w:tblPr>
-      <w:tblGrid>
-        <w:gridCol w:w="7920"/>
-      </w:tblGrid>
-      <w:tr>
-        <w:tc>
-          <w:tcPr/>
-          <w:p>
-            <w:pPr>
-              <w:pStyle w:val="Compact"/>
-              <w:jc w:val="center"/>
-            </w:pPr>
-            <w:r>
-              <w:t xml:space="preserve">Ảnh 4.7</w:t>
-            </w:r>
-          </w:p>
-        </w:tc>
-      </w:tr>
-    </w:tbl>
-    <w:p>
-      <w:pPr>
-        <w:pStyle w:val="ImageCaption"/>
+    <w:p>
+      <w:pPr>
+        <w:pStyle w:val="FirstParagraph"/>
       </w:pPr>
       <w:r>
         <w:t xml:space="preserve">Ảnh 4.7</w:t>
@@ -3059,34 +2860,9 @@
         <w:t xml:space="preserve">images/w4-08-pricing-calculator.png</w:t>
       </w:r>
     </w:p>
-    <w:tbl>
-      <w:tblPr>
-        <w:tblStyle w:val="FigureTable"/>
-        <w:tblW w:type="auto" w:w="0"/>
-        <w:jc w:val="center"/>
-        <w:tblLook w:firstRow="0" w:lastRow="0" w:firstColumn="0" w:lastColumn="0"/>
-      </w:tblPr>
-      <w:tblGrid>
-        <w:gridCol w:w="7920"/>
-      </w:tblGrid>
-      <w:tr>
-        <w:tc>
-          <w:tcPr/>
-          <w:p>
-            <w:pPr>
-              <w:pStyle w:val="Compact"/>
-              <w:jc w:val="center"/>
-            </w:pPr>
-            <w:r>
-              <w:t xml:space="preserve">Ảnh 4.8</w:t>
-            </w:r>
-          </w:p>
-        </w:tc>
-      </w:tr>
-    </w:tbl>
-    <w:p>
-      <w:pPr>
-        <w:pStyle w:val="ImageCaption"/>
+    <w:p>
+      <w:pPr>
+        <w:pStyle w:val="FirstParagraph"/>
       </w:pPr>
       <w:r>
         <w:t xml:space="preserve">Ảnh 4.8</w:t>
@@ -3094,7 +2870,7 @@
     </w:p>
     <w:p>
       <w:pPr>
-        <w:pStyle w:val="FirstParagraph"/>
+        <w:pStyle w:val="BodyText"/>
       </w:pPr>
       <w:r>
         <w:t xml:space="preserve">Nhận xét: với quy mô 3 máy, CloudWatch rẻ hơn vì Prometheus cần một EC2 riêng. Chi phí CloudWatch tăng tuyến tính theo số máy và số metric, trong khi một máy Prometheus t3.medium có thể giám sát hàng trăm target, nên Prometheus có lợi hơn khi số máy lớn hoặc cần nhiều metric chi tiết.</w:t>
@@ -3821,34 +3597,9 @@
         <w:t xml:space="preserve">images/w4-09-ec2-terminated.png</w:t>
       </w:r>
     </w:p>
-    <w:tbl>
-      <w:tblPr>
-        <w:tblStyle w:val="FigureTable"/>
-        <w:tblW w:type="auto" w:w="0"/>
-        <w:jc w:val="center"/>
-        <w:tblLook w:firstRow="0" w:lastRow="0" w:firstColumn="0" w:lastColumn="0"/>
-      </w:tblPr>
-      <w:tblGrid>
-        <w:gridCol w:w="7920"/>
-      </w:tblGrid>
-      <w:tr>
-        <w:tc>
-          <w:tcPr/>
-          <w:p>
-            <w:pPr>
-              <w:pStyle w:val="Compact"/>
-              <w:jc w:val="center"/>
-            </w:pPr>
-            <w:r>
-              <w:t xml:space="preserve">Ảnh 4.9</w:t>
-            </w:r>
-          </w:p>
-        </w:tc>
-      </w:tr>
-    </w:tbl>
-    <w:p>
-      <w:pPr>
-        <w:pStyle w:val="ImageCaption"/>
+    <w:p>
+      <w:pPr>
+        <w:pStyle w:val="FirstParagraph"/>
       </w:pPr>
       <w:r>
         <w:t xml:space="preserve">Ảnh 4.9</w:t>
@@ -3907,34 +3658,9 @@
         <w:t xml:space="preserve">images/w4-10-cleanup-ebs-vpc.png</w:t>
       </w:r>
     </w:p>
-    <w:tbl>
-      <w:tblPr>
-        <w:tblStyle w:val="FigureTable"/>
-        <w:tblW w:type="auto" w:w="0"/>
-        <w:jc w:val="center"/>
-        <w:tblLook w:firstRow="0" w:lastRow="0" w:firstColumn="0" w:lastColumn="0"/>
-      </w:tblPr>
-      <w:tblGrid>
-        <w:gridCol w:w="7920"/>
-      </w:tblGrid>
-      <w:tr>
-        <w:tc>
-          <w:tcPr/>
-          <w:p>
-            <w:pPr>
-              <w:pStyle w:val="Compact"/>
-              <w:jc w:val="center"/>
-            </w:pPr>
-            <w:r>
-              <w:t xml:space="preserve">Ảnh 4.10</w:t>
-            </w:r>
-          </w:p>
-        </w:tc>
-      </w:tr>
-    </w:tbl>
-    <w:p>
-      <w:pPr>
-        <w:pStyle w:val="ImageCaption"/>
+    <w:p>
+      <w:pPr>
+        <w:pStyle w:val="FirstParagraph"/>
       </w:pPr>
       <w:r>
         <w:t xml:space="preserve">Ảnh 4.10</w:t>
@@ -4012,34 +3738,9 @@
         <w:t xml:space="preserve">images/w4-11-tag-editor-empty.png</w:t>
       </w:r>
     </w:p>
-    <w:tbl>
-      <w:tblPr>
-        <w:tblStyle w:val="FigureTable"/>
-        <w:tblW w:type="auto" w:w="0"/>
-        <w:jc w:val="center"/>
-        <w:tblLook w:firstRow="0" w:lastRow="0" w:firstColumn="0" w:lastColumn="0"/>
-      </w:tblPr>
-      <w:tblGrid>
-        <w:gridCol w:w="7920"/>
-      </w:tblGrid>
-      <w:tr>
-        <w:tc>
-          <w:tcPr/>
-          <w:p>
-            <w:pPr>
-              <w:pStyle w:val="Compact"/>
-              <w:jc w:val="center"/>
-            </w:pPr>
-            <w:r>
-              <w:t xml:space="preserve">Ảnh 4.11</w:t>
-            </w:r>
-          </w:p>
-        </w:tc>
-      </w:tr>
-    </w:tbl>
-    <w:p>
-      <w:pPr>
-        <w:pStyle w:val="ImageCaption"/>
+    <w:p>
+      <w:pPr>
+        <w:pStyle w:val="FirstParagraph"/>
       </w:pPr>
       <w:r>
         <w:t xml:space="preserve">Ảnh 4.11</w:t>
@@ -6211,14 +5912,6 @@
     <w:basedOn w:val="DefaultParagraphFont"/>
     <w:link w:val="BodyText"/>
   </w:style>
-  <w:style w:type="character" w:customStyle="1" w:styleId="VerbatimChar">
-    <w:name w:val="Verbatim Char"/>
-    <w:basedOn w:val="BodyTextChar"/>
-    <w:rPr>
-      <w:rFonts w:ascii="Consolas" w:hAnsi="Consolas"/>
-      <w:sz w:val="22"/>
-    </w:rPr>
-  </w:style>
   <w:style w:type="character" w:customStyle="1" w:styleId="SectionNumber">
     <w:name w:val="Section Number"/>
     <w:basedOn w:val="BodyTextChar"/>
@@ -6260,236 +5953,37 @@
   <w:style w:type="paragraph" w:customStyle="1" w:styleId="SourceCode">
     <w:name w:val="Source Code"/>
     <w:basedOn w:val="Normal"/>
-    <w:link w:val="VerbatimChar"/>
+    <w:qFormat/>
     <w:pPr>
-      <w:wordWrap w:val="off"/>
+      <w:keepLines/>
+      <w:pBdr>
+        <w:top w:val="single" w:sz="4" w:space="4" w:color="BFBFBF"/>
+        <w:left w:val="single" w:sz="4" w:space="4" w:color="BFBFBF"/>
+        <w:bottom w:val="single" w:sz="4" w:space="4" w:color="BFBFBF"/>
+        <w:right w:val="single" w:sz="4" w:space="4" w:color="BFBFBF"/>
+      </w:pBdr>
+      <w:shd w:val="clear" w:color="auto" w:fill="F2F2F2"/>
+      <w:spacing w:before="120" w:after="120" w:line="240" w:lineRule="auto"/>
+      <w:ind w:left="113" w:right="113" w:firstLine="0"/>
+      <w:jc w:val="left"/>
     </w:pPr>
-  </w:style>
-  <w:style w:type="character" w:customStyle="1" w:styleId="KeywordTok">
-    <w:name w:val="KeywordTok"/>
-    <w:basedOn w:val="VerbatimChar"/>
     <w:rPr>
-      <w:b/>
-      <w:color w:val="007020"/>
+      <w:rFonts w:ascii="Consolas" w:hAnsi="Consolas" w:cs="Consolas" w:eastAsia="Consolas"/>
+      <w:color w:val="000000"/>
+      <w:sz w:val="18"/>
+      <w:szCs w:val="18"/>
     </w:rPr>
   </w:style>
-  <w:style w:type="character" w:customStyle="1" w:styleId="DataTypeTok">
-    <w:name w:val="DataTypeTok"/>
-    <w:basedOn w:val="VerbatimChar"/>
+  <w:style w:type="character" w:customStyle="1" w:styleId="VerbatimChar">
+    <w:name w:val="Verbatim Char"/>
+    <w:basedOn w:val="DefaultParagraphFont"/>
     <w:rPr>
-      <w:color w:val="902000"/>
+      <w:rFonts w:ascii="Consolas" w:hAnsi="Consolas" w:cs="Consolas" w:eastAsia="Consolas"/>
+      <w:color w:val="000000"/>
+      <w:sz w:val="20"/>
+      <w:szCs w:val="20"/>
+      <w:shd w:val="clear" w:color="auto" w:fill="F2F2F2"/>
     </w:rPr>
-  </w:style>
-  <w:style w:type="character" w:customStyle="1" w:styleId="DecValTok">
-    <w:name w:val="DecValTok"/>
-    <w:basedOn w:val="VerbatimChar"/>
-    <w:rPr>
-      <w:color w:val="40a070"/>
-    </w:rPr>
-  </w:style>
-  <w:style w:type="character" w:customStyle="1" w:styleId="BaseNTok">
-    <w:name w:val="BaseNTok"/>
-    <w:basedOn w:val="VerbatimChar"/>
-    <w:rPr>
-      <w:color w:val="40a070"/>
-    </w:rPr>
-  </w:style>
-  <w:style w:type="character" w:customStyle="1" w:styleId="FloatTok">
-    <w:name w:val="FloatTok"/>
-    <w:basedOn w:val="VerbatimChar"/>
-    <w:rPr>
-      <w:color w:val="40a070"/>
-    </w:rPr>
-  </w:style>
-  <w:style w:type="character" w:customStyle="1" w:styleId="ConstantTok">
-    <w:name w:val="ConstantTok"/>
-    <w:basedOn w:val="VerbatimChar"/>
-    <w:rPr>
-      <w:color w:val="880000"/>
-    </w:rPr>
-  </w:style>
-  <w:style w:type="character" w:customStyle="1" w:styleId="CharTok">
-    <w:name w:val="CharTok"/>
-    <w:basedOn w:val="VerbatimChar"/>
-    <w:rPr>
-      <w:color w:val="4070a0"/>
-    </w:rPr>
-  </w:style>
-  <w:style w:type="character" w:customStyle="1" w:styleId="SpecialCharTok">
-    <w:name w:val="SpecialCharTok"/>
-    <w:basedOn w:val="VerbatimChar"/>
-    <w:rPr>
-      <w:color w:val="4070a0"/>
-    </w:rPr>
-  </w:style>
-  <w:style w:type="character" w:customStyle="1" w:styleId="StringTok">
-    <w:name w:val="StringTok"/>
-    <w:basedOn w:val="VerbatimChar"/>
-    <w:rPr>
-      <w:color w:val="4070a0"/>
-    </w:rPr>
-  </w:style>
-  <w:style w:type="character" w:customStyle="1" w:styleId="VerbatimStringTok">
-    <w:name w:val="VerbatimStringTok"/>
-    <w:basedOn w:val="VerbatimChar"/>
-    <w:rPr>
-      <w:color w:val="4070a0"/>
-    </w:rPr>
-  </w:style>
-  <w:style w:type="character" w:customStyle="1" w:styleId="SpecialStringTok">
-    <w:name w:val="SpecialStringTok"/>
-    <w:basedOn w:val="VerbatimChar"/>
-    <w:rPr>
-      <w:color w:val="bb6688"/>
-    </w:rPr>
-  </w:style>
-  <w:style w:type="character" w:customStyle="1" w:styleId="ImportTok">
-    <w:name w:val="ImportTok"/>
-    <w:basedOn w:val="VerbatimChar"/>
-    <w:rPr>
-      <w:b/>
-      <w:color w:val="008000"/>
-    </w:rPr>
-  </w:style>
-  <w:style w:type="character" w:customStyle="1" w:styleId="CommentTok">
-    <w:name w:val="CommentTok"/>
-    <w:basedOn w:val="VerbatimChar"/>
-    <w:rPr>
-      <w:i/>
-      <w:color w:val="60a0b0"/>
-    </w:rPr>
-  </w:style>
-  <w:style w:type="character" w:customStyle="1" w:styleId="DocumentationTok">
-    <w:name w:val="DocumentationTok"/>
-    <w:basedOn w:val="VerbatimChar"/>
-    <w:rPr>
-      <w:i/>
-      <w:color w:val="ba2121"/>
-    </w:rPr>
-  </w:style>
-  <w:style w:type="character" w:customStyle="1" w:styleId="AnnotationTok">
-    <w:name w:val="AnnotationTok"/>
-    <w:basedOn w:val="VerbatimChar"/>
-    <w:rPr>
-      <w:b/>
-      <w:i/>
-      <w:color w:val="60a0b0"/>
-    </w:rPr>
-  </w:style>
-  <w:style w:type="character" w:customStyle="1" w:styleId="CommentVarTok">
-    <w:name w:val="CommentVarTok"/>
-    <w:basedOn w:val="VerbatimChar"/>
-    <w:rPr>
-      <w:b/>
-      <w:i/>
-      <w:color w:val="60a0b0"/>
-    </w:rPr>
-  </w:style>
-  <w:style w:type="character" w:customStyle="1" w:styleId="OtherTok">
-    <w:name w:val="OtherTok"/>
-    <w:basedOn w:val="VerbatimChar"/>
-    <w:rPr>
-      <w:color w:val="007020"/>
-    </w:rPr>
-  </w:style>
-  <w:style w:type="character" w:customStyle="1" w:styleId="FunctionTok">
-    <w:name w:val="FunctionTok"/>
-    <w:basedOn w:val="VerbatimChar"/>
-    <w:rPr>
-      <w:color w:val="06287e"/>
-    </w:rPr>
-  </w:style>
-  <w:style w:type="character" w:customStyle="1" w:styleId="VariableTok">
-    <w:name w:val="VariableTok"/>
-    <w:basedOn w:val="VerbatimChar"/>
-    <w:rPr>
-      <w:color w:val="19177c"/>
-    </w:rPr>
-  </w:style>
-  <w:style w:type="character" w:customStyle="1" w:styleId="ControlFlowTok">
-    <w:name w:val="ControlFlowTok"/>
-    <w:basedOn w:val="VerbatimChar"/>
-    <w:rPr>
-      <w:b/>
-      <w:color w:val="007020"/>
-    </w:rPr>
-  </w:style>
-  <w:style w:type="character" w:customStyle="1" w:styleId="OperatorTok">
-    <w:name w:val="OperatorTok"/>
-    <w:basedOn w:val="VerbatimChar"/>
-    <w:rPr>
-      <w:color w:val="666666"/>
-    </w:rPr>
-  </w:style>
-  <w:style w:type="character" w:customStyle="1" w:styleId="BuiltInTok">
-    <w:name w:val="BuiltInTok"/>
-    <w:basedOn w:val="VerbatimChar"/>
-    <w:rPr>
-      <w:color w:val="008000"/>
-    </w:rPr>
-  </w:style>
-  <w:style w:type="character" w:customStyle="1" w:styleId="ExtensionTok">
-    <w:name w:val="ExtensionTok"/>
-    <w:basedOn w:val="VerbatimChar"/>
-    <w:rPr/>
-  </w:style>
-  <w:style w:type="character" w:customStyle="1" w:styleId="PreprocessorTok">
-    <w:name w:val="PreprocessorTok"/>
-    <w:basedOn w:val="VerbatimChar"/>
-    <w:rPr>
-      <w:color w:val="bc7a00"/>
-    </w:rPr>
-  </w:style>
-  <w:style w:type="character" w:customStyle="1" w:styleId="AttributeTok">
-    <w:name w:val="AttributeTok"/>
-    <w:basedOn w:val="VerbatimChar"/>
-    <w:rPr>
-      <w:color w:val="7d9029"/>
-    </w:rPr>
-  </w:style>
-  <w:style w:type="character" w:customStyle="1" w:styleId="RegionMarkerTok">
-    <w:name w:val="RegionMarkerTok"/>
-    <w:basedOn w:val="VerbatimChar"/>
-    <w:rPr/>
-  </w:style>
-  <w:style w:type="character" w:customStyle="1" w:styleId="InformationTok">
-    <w:name w:val="InformationTok"/>
-    <w:basedOn w:val="VerbatimChar"/>
-    <w:rPr>
-      <w:b/>
-      <w:i/>
-      <w:color w:val="60a0b0"/>
-    </w:rPr>
-  </w:style>
-  <w:style w:type="character" w:customStyle="1" w:styleId="WarningTok">
-    <w:name w:val="WarningTok"/>
-    <w:basedOn w:val="VerbatimChar"/>
-    <w:rPr>
-      <w:b/>
-      <w:i/>
-      <w:color w:val="60a0b0"/>
-    </w:rPr>
-  </w:style>
-  <w:style w:type="character" w:customStyle="1" w:styleId="AlertTok">
-    <w:name w:val="AlertTok"/>
-    <w:basedOn w:val="VerbatimChar"/>
-    <w:rPr>
-      <w:b/>
-      <w:color w:val="ff0000"/>
-    </w:rPr>
-  </w:style>
-  <w:style w:type="character" w:customStyle="1" w:styleId="ErrorTok">
-    <w:name w:val="ErrorTok"/>
-    <w:basedOn w:val="VerbatimChar"/>
-    <w:rPr>
-      <w:b/>
-      <w:color w:val="ff0000"/>
-    </w:rPr>
-  </w:style>
-  <w:style w:type="character" w:customStyle="1" w:styleId="NormalTok">
-    <w:name w:val="NormalTok"/>
-    <w:basedOn w:val="VerbatimChar"/>
-    <w:rPr/>
   </w:style>
 </w:styles>
 </file>
